--- a/rev/UC_Dett/UC_Dett_Organizzatore.docx
+++ b/rev/UC_Dett/UC_Dett_Organizzatore.docx
@@ -3931,13 +3931,6 @@
     </w:p>
     <w:p>
       <w:pPr>
-        <w:rPr>
-          <w:rFonts w:ascii="Helvetica Neue" w:hAnsi="Helvetica Neue"/>
-        </w:rPr>
-      </w:pPr>
-    </w:p>
-    <w:p>
-      <w:pPr>
         <w:pStyle w:val="Intestazione"/>
         <w:rPr>
           <w:rFonts w:ascii="Helvetica Neue" w:hAnsi="Helvetica Neue"/>
@@ -4897,7 +4890,7 @@
       </w:tr>
       <w:tr>
         <w:trPr>
-          <w:trHeight w:val="300"/>
+          <w:trHeight w:val="566"/>
           <w:jc w:val="center"/>
         </w:trPr>
         <w:tc>
@@ -5011,7 +5004,17 @@
                 <w:sz w:val="24"/>
                 <w:szCs w:val="24"/>
               </w:rPr>
-              <w:t>Registra il turno preparatorio (o la serie di turni) e lo rende visibile in bacheca ai Cuochi</w:t>
+              <w:t xml:space="preserve">Registra il turno preparatorio (o la serie di turni) e lo rende visibile </w:t>
+            </w:r>
+            <w:r>
+              <w:rPr>
+                <w:rStyle w:val="citation-243"/>
+                <w:rFonts w:ascii="Helvetica Neue" w:eastAsiaTheme="majorEastAsia" w:hAnsi="Helvetica Neue"/>
+                <w:color w:val="000000" w:themeColor="text1"/>
+                <w:sz w:val="24"/>
+                <w:szCs w:val="24"/>
+              </w:rPr>
+              <w:t>al personale</w:t>
             </w:r>
           </w:p>
         </w:tc>
@@ -6314,7 +6317,18 @@
                 <w:sz w:val="24"/>
                 <w:szCs w:val="24"/>
               </w:rPr>
-              <w:t>2a.1</w:t>
+              <w:t>2a.</w:t>
+            </w:r>
+            <w:r>
+              <w:rPr>
+                <w:rFonts w:ascii="Helvetica Neue" w:hAnsi="Helvetica Neue"/>
+                <w:b/>
+                <w:bCs/>
+                <w:color w:val="000000" w:themeColor="text1"/>
+                <w:sz w:val="24"/>
+                <w:szCs w:val="24"/>
+              </w:rPr>
+              <w:t>2</w:t>
             </w:r>
           </w:p>
         </w:tc>
@@ -6393,7 +6407,7 @@
       </w:tr>
       <w:tr>
         <w:trPr>
-          <w:trHeight w:val="622"/>
+          <w:trHeight w:val="217"/>
         </w:trPr>
         <w:tc>
           <w:tcPr>
@@ -8320,7 +8334,17 @@
                 <w:sz w:val="24"/>
                 <w:szCs w:val="24"/>
               </w:rPr>
-              <w:t>Cancella il turno e lo rimuove dalla bacheca del personale</w:t>
+              <w:t>Cancella il turno e lo rimuove</w:t>
+            </w:r>
+            <w:r>
+              <w:rPr>
+                <w:rStyle w:val="citation-231"/>
+                <w:rFonts w:ascii="Helvetica Neue" w:eastAsiaTheme="majorEastAsia" w:hAnsi="Helvetica Neue"/>
+                <w:color w:val="000000" w:themeColor="text1"/>
+                <w:sz w:val="24"/>
+                <w:szCs w:val="24"/>
+              </w:rPr>
+              <w:t xml:space="preserve"> dalla visibilità del personale</w:t>
             </w:r>
           </w:p>
         </w:tc>
@@ -10706,7 +10730,17 @@
                 <w:sz w:val="24"/>
                 <w:szCs w:val="24"/>
               </w:rPr>
-              <w:t>2a.1</w:t>
+              <w:t>2a.</w:t>
+            </w:r>
+            <w:r>
+              <w:rPr>
+                <w:rFonts w:ascii="Helvetica Neue" w:hAnsi="Helvetica Neue"/>
+                <w:b/>
+                <w:bCs/>
+                <w:sz w:val="24"/>
+                <w:szCs w:val="24"/>
+              </w:rPr>
+              <w:t>2</w:t>
             </w:r>
           </w:p>
         </w:tc>
@@ -12758,13 +12792,15 @@
               <w:jc w:val="center"/>
               <w:rPr>
                 <w:rFonts w:ascii="Helvetica Neue" w:hAnsi="Helvetica Neue"/>
-                <w:sz w:val="24"/>
-                <w:szCs w:val="24"/>
-              </w:rPr>
-            </w:pPr>
-            <w:r>
-              <w:rPr>
-                <w:rFonts w:ascii="Helvetica Neue" w:hAnsi="Helvetica Neue"/>
+                <w:color w:val="000000" w:themeColor="text1"/>
+                <w:sz w:val="24"/>
+                <w:szCs w:val="24"/>
+              </w:rPr>
+            </w:pPr>
+            <w:r>
+              <w:rPr>
+                <w:rFonts w:ascii="Helvetica Neue" w:hAnsi="Helvetica Neue"/>
+                <w:color w:val="000000" w:themeColor="text1"/>
                 <w:sz w:val="24"/>
                 <w:szCs w:val="24"/>
               </w:rPr>
@@ -12797,13 +12833,15 @@
               <w:jc w:val="center"/>
               <w:rPr>
                 <w:rFonts w:ascii="Helvetica Neue" w:hAnsi="Helvetica Neue"/>
-                <w:sz w:val="24"/>
-                <w:szCs w:val="24"/>
-              </w:rPr>
-            </w:pPr>
-            <w:r>
-              <w:rPr>
-                <w:rFonts w:ascii="Helvetica Neue" w:hAnsi="Helvetica Neue"/>
+                <w:color w:val="000000" w:themeColor="text1"/>
+                <w:sz w:val="24"/>
+                <w:szCs w:val="24"/>
+              </w:rPr>
+            </w:pPr>
+            <w:r>
+              <w:rPr>
+                <w:rFonts w:ascii="Helvetica Neue" w:hAnsi="Helvetica Neue"/>
+                <w:color w:val="000000" w:themeColor="text1"/>
                 <w:sz w:val="24"/>
                 <w:szCs w:val="24"/>
               </w:rPr>
@@ -13970,7 +14008,19 @@
               <w:rPr>
                 <w:rFonts w:ascii="Helvetica Neue" w:hAnsi="Helvetica Neue"/>
               </w:rPr>
-              <w:t>Sceglie "Solo a questa istanza" ed effettua l'operazione</w:t>
+              <w:t xml:space="preserve">Sceglie </w:t>
+            </w:r>
+            <w:r>
+              <w:rPr>
+                <w:rFonts w:ascii="Helvetica Neue" w:hAnsi="Helvetica Neue"/>
+              </w:rPr>
+              <w:t xml:space="preserve">una tipologia </w:t>
+            </w:r>
+            <w:r>
+              <w:rPr>
+                <w:rFonts w:ascii="Helvetica Neue" w:hAnsi="Helvetica Neue"/>
+              </w:rPr>
+              <w:t>ed effettua l'operazione</w:t>
             </w:r>
           </w:p>
         </w:tc>
@@ -15386,7 +15436,7 @@
                 <w:sz w:val="24"/>
                 <w:szCs w:val="24"/>
               </w:rPr>
-              <w:t>Fornisce il tabellone o l'elenco dei compiti assegnati ai cuochi per il criterio selezionato</w:t>
+              <w:t>Fornisce l'elenco dei compiti assegnati ai cuochi per il criterio selezionato</w:t>
             </w:r>
           </w:p>
         </w:tc>
@@ -15502,7 +15552,7 @@
                 <w:sz w:val="24"/>
                 <w:szCs w:val="24"/>
               </w:rPr>
-              <w:t>Registra i servizi associati all'evento</w:t>
+              <w:t>Il sistema fornisce l’elenco dei compiti assegnati ai cuochi per il criterio selezionato mostrando il relativo stato</w:t>
             </w:r>
           </w:p>
         </w:tc>
@@ -16295,7 +16345,7 @@
       </w:tr>
       <w:tr>
         <w:trPr>
-          <w:trHeight w:val="622"/>
+          <w:trHeight w:val="264"/>
         </w:trPr>
         <w:tc>
           <w:tcPr>
